--- a/ateng-boot-samples/ateng-boot-sample-document/src/main/resources/templates/contract-template.docx
+++ b/ateng-boot-samples/ateng-boot-sample-document/src/main/resources/templates/contract-template.docx
@@ -115,10 +115,34 @@
     </w:tbl>
     <w:p>
       <w:pPr>
+        <w:spacing w:before="300"/>
+      </w:pPr>
+      <w:r>
+        <w:rPr>
+          <w:sz w:val="24"/>
+        </w:rPr>
+        <w:t>双方确认：本合同一式两份，双方各执一份，自签署盖章之日起正式生效。</w:t>
+      </w:r>
+    </w:p>
+    <w:p>
+      <w:pPr>
+        <w:spacing w:before="500" w:after="200"/>
         <w:jc w:val="right"/>
       </w:pPr>
       <w:r>
-        <w:t>用人单位签章：{{seal}}</w:t>
+        <w:rPr>
+          <w:sz w:val="24"/>
+        </w:rPr>
+        <w:t>用人单位（盖章）：</w:t>
+      </w:r>
+      <w:r>
+        <w:t>{{seal}}</w:t>
+      </w:r>
+      <w:r>
+        <w:rPr>
+          <w:sz w:val="24"/>
+        </w:rPr>
+        <w:t xml:space="preserve">    法定代表人（签字）：__________</w:t>
       </w:r>
     </w:p>
   </w:body>
